--- a/test.docx
+++ b/test.docx
@@ -1,10 +1,13 @@
 
 <file path=word/document.xml><?xml version="1.0" encoding="utf-8"?>
-<w:document xmlns:wpc="http://schemas.microsoft.com/office/word/2010/wordprocessingCanvas" xmlns:cx="http://schemas.microsoft.com/office/drawing/2014/chartex" xmlns:cx1="http://schemas.microsoft.com/office/drawing/2015/9/8/chartex" xmlns:cx2="http://schemas.microsoft.com/office/drawing/2015/10/21/chartex" xmlns:cx3="http://schemas.microsoft.com/office/drawing/2016/5/9/chartex" xmlns:cx4="http://schemas.microsoft.com/office/drawing/2016/5/10/chartex" xmlns:cx5="http://schemas.microsoft.com/office/drawing/2016/5/11/chartex" xmlns:cx6="http://schemas.microsoft.com/office/drawing/2016/5/12/chartex" xmlns:cx7="http://schemas.microsoft.com/office/drawing/2016/5/13/chartex" xmlns:cx8="http://schemas.microsoft.com/office/drawing/2016/5/14/chartex" xmlns:mc="http://schemas.openxmlformats.org/markup-compatibility/2006" xmlns:aink="http://schemas.microsoft.com/office/drawing/2016/ink" xmlns:am3d="http://schemas.microsoft.com/office/drawing/2017/model3d" xmlns:o="urn:schemas-microsoft-com:office:office" xmlns:r="http://schemas.openxmlformats.org/officeDocument/2006/relationships" xmlns:m="http://schemas.openxmlformats.org/officeDocument/2006/math" xmlns:v="urn:schemas-microsoft-com:vml" xmlns:wp14="http://schemas.microsoft.com/office/word/2010/wordprocessingDrawing" xmlns:wp="http://schemas.openxmlformats.org/drawingml/2006/wordprocessingDrawing" xmlns:w10="urn:schemas-microsoft-com:office:word" xmlns:w="http://schemas.openxmlformats.org/wordprocessingml/2006/main" xmlns:w14="http://schemas.microsoft.com/office/word/2010/wordml" xmlns:w15="http://schemas.microsoft.com/office/word/2012/wordml" xmlns:w16cex="http://schemas.microsoft.com/office/word/2018/wordml/cex" xmlns:w16cid="http://schemas.microsoft.com/office/word/2016/wordml/cid" xmlns:w16="http://schemas.microsoft.com/office/word/2018/wordml" xmlns:w16sdtdh="http://schemas.microsoft.com/office/word/2020/wordml/sdtdatahash" xmlns:w16se="http://schemas.microsoft.com/office/word/2015/wordml/symex" xmlns:wpg="http://schemas.microsoft.com/office/word/2010/wordprocessingGroup" xmlns:wpi="http://schemas.microsoft.com/office/word/2010/wordprocessingInk" xmlns:wne="http://schemas.microsoft.com/office/word/2006/wordml" xmlns:wps="http://schemas.microsoft.com/office/word/2010/wordprocessingShape" mc:Ignorable="w14 w15 w16se w16cid w16 w16cex w16sdtdh wp14">
+<w:document xmlns:wpc="http://schemas.microsoft.com/office/word/2010/wordprocessingCanvas" xmlns:cx="http://schemas.microsoft.com/office/drawing/2014/chartex" xmlns:cx1="http://schemas.microsoft.com/office/drawing/2015/9/8/chartex" xmlns:cx2="http://schemas.microsoft.com/office/drawing/2015/10/21/chartex" xmlns:cx3="http://schemas.microsoft.com/office/drawing/2016/5/9/chartex" xmlns:cx4="http://schemas.microsoft.com/office/drawing/2016/5/10/chartex" xmlns:cx5="http://schemas.microsoft.com/office/drawing/2016/5/11/chartex" xmlns:cx6="http://schemas.microsoft.com/office/drawing/2016/5/12/chartex" xmlns:cx7="http://schemas.microsoft.com/office/drawing/2016/5/13/chartex" xmlns:cx8="http://schemas.microsoft.com/office/drawing/2016/5/14/chartex" xmlns:mc="http://schemas.openxmlformats.org/markup-compatibility/2006" xmlns:aink="http://schemas.microsoft.com/office/drawing/2016/ink" xmlns:am3d="http://schemas.microsoft.com/office/drawing/2017/model3d" xmlns:o="urn:schemas-microsoft-com:office:office" xmlns:oel="http://schemas.microsoft.com/office/2019/extlst" xmlns:r="http://schemas.openxmlformats.org/officeDocument/2006/relationships" xmlns:m="http://schemas.openxmlformats.org/officeDocument/2006/math" xmlns:v="urn:schemas-microsoft-com:vml" xmlns:wp14="http://schemas.microsoft.com/office/word/2010/wordprocessingDrawing" xmlns:wp="http://schemas.openxmlformats.org/drawingml/2006/wordprocessingDrawing" xmlns:w10="urn:schemas-microsoft-com:office:word" xmlns:w="http://schemas.openxmlformats.org/wordprocessingml/2006/main" xmlns:w14="http://schemas.microsoft.com/office/word/2010/wordml" xmlns:w15="http://schemas.microsoft.com/office/word/2012/wordml" xmlns:w16cex="http://schemas.microsoft.com/office/word/2018/wordml/cex" xmlns:w16cid="http://schemas.microsoft.com/office/word/2016/wordml/cid" xmlns:w16="http://schemas.microsoft.com/office/word/2018/wordml" xmlns:w16du="http://schemas.microsoft.com/office/word/2023/wordml/word16du" xmlns:w16sdtdh="http://schemas.microsoft.com/office/word/2020/wordml/sdtdatahash" xmlns:w16sdtfl="http://schemas.microsoft.com/office/word/2024/wordml/sdtformatlock" xmlns:w16se="http://schemas.microsoft.com/office/word/2015/wordml/symex" xmlns:wpg="http://schemas.microsoft.com/office/word/2010/wordprocessingGroup" xmlns:wpi="http://schemas.microsoft.com/office/word/2010/wordprocessingInk" xmlns:wne="http://schemas.microsoft.com/office/word/2006/wordml" xmlns:wps="http://schemas.microsoft.com/office/word/2010/wordprocessingShape" mc:Ignorable="w14 w15 w16se w16cid w16 w16cex w16sdtdh w16sdtfl w16du wp14">
   <w:body>
     <w:p>
       <w:pPr>
-        <w:pStyle w:val="1"/>
+        <w:pStyle w:val="Heading1"/>
+        <w:rPr>
+          <w:lang w:val="en-US"/>
+        </w:rPr>
       </w:pPr>
       <w:r>
         <w:t>Head</w:t>
@@ -39,7 +42,7 @@
     </w:p>
     <w:p>
       <w:pPr>
-        <w:pStyle w:val="2"/>
+        <w:pStyle w:val="Heading2"/>
       </w:pPr>
       <w:r>
         <w:t>Head</w:t>
@@ -86,37 +89,23 @@
     </w:p>
     <w:p>
       <w:pPr>
-        <w:pStyle w:val="3"/>
-        <w:rPr>
-          <w:rStyle w:val="30"/>
-        </w:rPr>
-      </w:pPr>
-      <w:r>
-        <w:rPr>
-          <w:rStyle w:val="30"/>
+        <w:pStyle w:val="Heading3"/>
+        <w:rPr>
+          <w:rStyle w:val="Heading3Char"/>
+        </w:rPr>
+      </w:pPr>
+      <w:r>
+        <w:rPr>
+          <w:rStyle w:val="Heading3Char"/>
           <w:lang w:val="en-US"/>
         </w:rPr>
         <w:t xml:space="preserve">Heading3. </w:t>
       </w:r>
       <w:r>
         <w:rPr>
-          <w:rStyle w:val="30"/>
-        </w:rPr>
-        <w:t xml:space="preserve">I </w:t>
-      </w:r>
-      <w:proofErr w:type="spellStart"/>
-      <w:r>
-        <w:rPr>
-          <w:rStyle w:val="30"/>
-        </w:rPr>
-        <w:t>wonder</w:t>
-      </w:r>
-      <w:proofErr w:type="spellEnd"/>
-      <w:r>
-        <w:rPr>
-          <w:rStyle w:val="30"/>
-        </w:rPr>
-        <w:t>.</w:t>
+          <w:rStyle w:val="Heading3Char"/>
+        </w:rPr>
+        <w:t>I wonder.</w:t>
       </w:r>
     </w:p>
     <w:p>
@@ -246,7 +235,7 @@
 </file>
 
 <file path=word/styles.xml><?xml version="1.0" encoding="utf-8"?>
-<w:styles xmlns:mc="http://schemas.openxmlformats.org/markup-compatibility/2006" xmlns:r="http://schemas.openxmlformats.org/officeDocument/2006/relationships" xmlns:w="http://schemas.openxmlformats.org/wordprocessingml/2006/main" xmlns:w14="http://schemas.microsoft.com/office/word/2010/wordml" xmlns:w15="http://schemas.microsoft.com/office/word/2012/wordml" xmlns:w16cex="http://schemas.microsoft.com/office/word/2018/wordml/cex" xmlns:w16cid="http://schemas.microsoft.com/office/word/2016/wordml/cid" xmlns:w16="http://schemas.microsoft.com/office/word/2018/wordml" xmlns:w16sdtdh="http://schemas.microsoft.com/office/word/2020/wordml/sdtdatahash" xmlns:w16se="http://schemas.microsoft.com/office/word/2015/wordml/symex" mc:Ignorable="w14 w15 w16se w16cid w16 w16cex w16sdtdh">
+<w:styles xmlns:mc="http://schemas.openxmlformats.org/markup-compatibility/2006" xmlns:r="http://schemas.openxmlformats.org/officeDocument/2006/relationships" xmlns:w="http://schemas.openxmlformats.org/wordprocessingml/2006/main" xmlns:w14="http://schemas.microsoft.com/office/word/2010/wordml" xmlns:w15="http://schemas.microsoft.com/office/word/2012/wordml" xmlns:w16cex="http://schemas.microsoft.com/office/word/2018/wordml/cex" xmlns:w16cid="http://schemas.microsoft.com/office/word/2016/wordml/cid" xmlns:w16="http://schemas.microsoft.com/office/word/2018/wordml" xmlns:w16du="http://schemas.microsoft.com/office/word/2023/wordml/word16du" xmlns:w16sdtdh="http://schemas.microsoft.com/office/word/2020/wordml/sdtdatahash" xmlns:w16sdtfl="http://schemas.microsoft.com/office/word/2024/wordml/sdtformatlock" xmlns:w16se="http://schemas.microsoft.com/office/word/2015/wordml/symex" mc:Ignorable="w14 w15 w16se w16cid w16 w16cex w16sdtdh w16sdtfl w16du">
   <w:docDefaults>
     <w:rPrDefault>
       <w:rPr>
@@ -640,15 +629,15 @@
     <w:lsdException w:name="Unresolved Mention" w:semiHidden="1" w:unhideWhenUsed="1"/>
     <w:lsdException w:name="Smart Link" w:semiHidden="1" w:unhideWhenUsed="1"/>
   </w:latentStyles>
-  <w:style w:type="paragraph" w:default="1" w:styleId="a">
+  <w:style w:type="paragraph" w:default="1" w:styleId="Normal">
     <w:name w:val="Normal"/>
     <w:qFormat/>
   </w:style>
-  <w:style w:type="paragraph" w:styleId="1">
+  <w:style w:type="paragraph" w:styleId="Heading1">
     <w:name w:val="heading 1"/>
-    <w:basedOn w:val="a"/>
-    <w:next w:val="a"/>
-    <w:link w:val="10"/>
+    <w:basedOn w:val="Normal"/>
+    <w:next w:val="Normal"/>
+    <w:link w:val="Heading1Char"/>
     <w:uiPriority w:val="9"/>
     <w:qFormat/>
     <w:rsid w:val="00E27E70"/>
@@ -665,11 +654,11 @@
       <w:szCs w:val="32"/>
     </w:rPr>
   </w:style>
-  <w:style w:type="paragraph" w:styleId="2">
+  <w:style w:type="paragraph" w:styleId="Heading2">
     <w:name w:val="heading 2"/>
-    <w:basedOn w:val="a"/>
-    <w:next w:val="a"/>
-    <w:link w:val="20"/>
+    <w:basedOn w:val="Normal"/>
+    <w:next w:val="Normal"/>
+    <w:link w:val="Heading2Char"/>
     <w:uiPriority w:val="9"/>
     <w:unhideWhenUsed/>
     <w:qFormat/>
@@ -687,11 +676,11 @@
       <w:szCs w:val="26"/>
     </w:rPr>
   </w:style>
-  <w:style w:type="paragraph" w:styleId="3">
+  <w:style w:type="paragraph" w:styleId="Heading3">
     <w:name w:val="heading 3"/>
-    <w:basedOn w:val="a"/>
-    <w:next w:val="a"/>
-    <w:link w:val="30"/>
+    <w:basedOn w:val="Normal"/>
+    <w:next w:val="Normal"/>
+    <w:link w:val="Heading3Char"/>
     <w:uiPriority w:val="9"/>
     <w:unhideWhenUsed/>
     <w:qFormat/>
@@ -709,13 +698,13 @@
       <w:szCs w:val="24"/>
     </w:rPr>
   </w:style>
-  <w:style w:type="character" w:default="1" w:styleId="a0">
+  <w:style w:type="character" w:default="1" w:styleId="DefaultParagraphFont">
     <w:name w:val="Default Paragraph Font"/>
     <w:uiPriority w:val="1"/>
     <w:semiHidden/>
     <w:unhideWhenUsed/>
   </w:style>
-  <w:style w:type="table" w:default="1" w:styleId="a1">
+  <w:style w:type="table" w:default="1" w:styleId="TableNormal">
     <w:name w:val="Normal Table"/>
     <w:uiPriority w:val="99"/>
     <w:semiHidden/>
@@ -730,16 +719,16 @@
       </w:tblCellMar>
     </w:tblPr>
   </w:style>
-  <w:style w:type="numbering" w:default="1" w:styleId="a2">
+  <w:style w:type="numbering" w:default="1" w:styleId="NoList">
     <w:name w:val="No List"/>
     <w:uiPriority w:val="99"/>
     <w:semiHidden/>
     <w:unhideWhenUsed/>
   </w:style>
-  <w:style w:type="character" w:customStyle="1" w:styleId="10">
-    <w:name w:val="Заголовок 1 Знак"/>
-    <w:basedOn w:val="a0"/>
-    <w:link w:val="1"/>
+  <w:style w:type="character" w:customStyle="1" w:styleId="Heading1Char">
+    <w:name w:val="Heading 1 Char"/>
+    <w:basedOn w:val="DefaultParagraphFont"/>
+    <w:link w:val="Heading1"/>
     <w:uiPriority w:val="9"/>
     <w:rsid w:val="00E27E70"/>
     <w:rPr>
@@ -749,10 +738,10 @@
       <w:szCs w:val="32"/>
     </w:rPr>
   </w:style>
-  <w:style w:type="character" w:customStyle="1" w:styleId="20">
-    <w:name w:val="Заголовок 2 Знак"/>
-    <w:basedOn w:val="a0"/>
-    <w:link w:val="2"/>
+  <w:style w:type="character" w:customStyle="1" w:styleId="Heading2Char">
+    <w:name w:val="Heading 2 Char"/>
+    <w:basedOn w:val="DefaultParagraphFont"/>
+    <w:link w:val="Heading2"/>
     <w:uiPriority w:val="9"/>
     <w:rsid w:val="00987BFD"/>
     <w:rPr>
@@ -762,10 +751,10 @@
       <w:szCs w:val="26"/>
     </w:rPr>
   </w:style>
-  <w:style w:type="character" w:customStyle="1" w:styleId="30">
-    <w:name w:val="Заголовок 3 Знак"/>
-    <w:basedOn w:val="a0"/>
-    <w:link w:val="3"/>
+  <w:style w:type="character" w:customStyle="1" w:styleId="Heading3Char">
+    <w:name w:val="Heading 3 Char"/>
+    <w:basedOn w:val="DefaultParagraphFont"/>
+    <w:link w:val="Heading3"/>
     <w:uiPriority w:val="9"/>
     <w:rsid w:val="00E630DB"/>
     <w:rPr>
